--- a/CV_Virginia Celine Oei.docx
+++ b/CV_Virginia Celine Oei.docx
@@ -731,8 +731,42 @@
           <w:sz w:val="18"/>
           <w:szCs w:val="20"/>
         </w:rPr>
-        <w:t>July, 2025 – Jan, 2026</w:t>
-      </w:r>
+        <w:t>July</w:t>
+      </w:r>
+      <w:r>
+        <w:rPr>
+          <w:b/>
+          <w:sz w:val="18"/>
+          <w:szCs w:val="20"/>
+        </w:rPr>
+        <w:t xml:space="preserve">, </w:t>
+      </w:r>
+      <w:r>
+        <w:rPr>
+          <w:b/>
+          <w:sz w:val="18"/>
+          <w:szCs w:val="20"/>
+        </w:rPr>
+        <w:t>2018</w:t>
+      </w:r>
+      <w:r>
+        <w:rPr>
+          <w:b/>
+          <w:sz w:val="18"/>
+          <w:szCs w:val="20"/>
+        </w:rPr>
+        <w:t xml:space="preserve"> – </w:t>
+      </w:r>
+      <w:r>
+        <w:rPr>
+          <w:b/>
+          <w:sz w:val="18"/>
+          <w:szCs w:val="20"/>
+        </w:rPr>
+        <w:t>Aug, 2024</w:t>
+      </w:r>
+      <w:bookmarkStart w:id="0" w:name="_GoBack"/>
+      <w:bookmarkEnd w:id="0"/>
       <w:r>
         <w:rPr>
           <w:b/>
@@ -801,8 +835,8 @@
           <w:szCs w:val="20"/>
         </w:rPr>
       </w:pPr>
-      <w:bookmarkStart w:id="0" w:name="_gjdgxs" w:colFirst="0" w:colLast="0"/>
-      <w:bookmarkEnd w:id="0"/>
+      <w:bookmarkStart w:id="1" w:name="_gjdgxs" w:colFirst="0" w:colLast="0"/>
+      <w:bookmarkEnd w:id="1"/>
     </w:p>
     <w:p>
       <w:pPr>
@@ -1231,25 +1265,7 @@
           <w:sz w:val="18"/>
           <w:szCs w:val="20"/>
         </w:rPr>
-        <w:t>Oct</w:t>
-      </w:r>
-      <w:r>
-        <w:rPr>
-          <w:b/>
-          <w:bCs/>
-          <w:sz w:val="18"/>
-          <w:szCs w:val="20"/>
-        </w:rPr>
-        <w:t>,</w:t>
-      </w:r>
-      <w:r>
-        <w:rPr>
-          <w:b/>
-          <w:bCs/>
-          <w:sz w:val="18"/>
-          <w:szCs w:val="20"/>
-        </w:rPr>
-        <w:t xml:space="preserve"> 2025</w:t>
+        <w:t>Oct, 2025</w:t>
       </w:r>
     </w:p>
     <w:p>
@@ -1457,16 +1473,7 @@
           <w:szCs w:val="20"/>
         </w:rPr>
         <w:tab/>
-        <w:t>Sep</w:t>
-      </w:r>
-      <w:r>
-        <w:rPr>
-          <w:b/>
-          <w:bCs/>
-          <w:sz w:val="18"/>
-          <w:szCs w:val="20"/>
-        </w:rPr>
-        <w:t>, 2025</w:t>
+        <w:t>Sep, 2025</w:t>
       </w:r>
     </w:p>
     <w:p>
@@ -2036,8 +2043,6 @@
           <w:sz w:val="21"/>
         </w:rPr>
       </w:pPr>
-      <w:bookmarkStart w:id="1" w:name="_GoBack"/>
-      <w:bookmarkEnd w:id="1"/>
     </w:p>
     <w:sectPr>
       <w:pgSz w:w="12240" w:h="15840"/>

--- a/CV_Virginia Celine Oei.docx
+++ b/CV_Virginia Celine Oei.docx
@@ -111,18 +111,37 @@
         </w:rPr>
         <w:t xml:space="preserve"> | </w:t>
       </w:r>
-      <w:hyperlink r:id="rId7" w:history="1">
-        <w:r>
-          <w:rPr>
-            <w:rStyle w:val="Hyperlink"/>
-            <w:b/>
-            <w:bCs/>
-            <w:sz w:val="18"/>
-            <w:szCs w:val="20"/>
-          </w:rPr>
-          <w:t>Portfolio</w:t>
-        </w:r>
-      </w:hyperlink>
+      <w:r>
+        <w:fldChar w:fldCharType="begin"/>
+      </w:r>
+      <w:r>
+        <w:instrText>HYPERLINK "https://cel44.github.io/Portfolio/"</w:instrText>
+      </w:r>
+      <w:r>
+        <w:fldChar w:fldCharType="separate"/>
+      </w:r>
+      <w:r>
+        <w:rPr>
+          <w:rStyle w:val="Hyperlink"/>
+          <w:b/>
+          <w:bCs/>
+          <w:sz w:val="18"/>
+          <w:szCs w:val="20"/>
+        </w:rPr>
+        <w:t>Portfolio</w:t>
+      </w:r>
+      <w:r>
+        <w:rPr>
+          <w:rStyle w:val="Hyperlink"/>
+          <w:b/>
+          <w:bCs/>
+          <w:sz w:val="18"/>
+          <w:szCs w:val="20"/>
+        </w:rPr>
+        <w:fldChar w:fldCharType="end"/>
+      </w:r>
+      <w:bookmarkStart w:id="0" w:name="_GoBack"/>
+      <w:bookmarkEnd w:id="0"/>
       <w:r>
         <w:rPr>
           <w:b/>
@@ -619,7 +638,7 @@
         </w:rPr>
         <w:t xml:space="preserve"> </w:t>
       </w:r>
-      <w:hyperlink r:id="rId8" w:history="1">
+      <w:hyperlink r:id="rId7" w:history="1">
         <w:r>
           <w:rPr>
             <w:rStyle w:val="Hyperlink"/>
@@ -653,7 +672,7 @@
         </w:rPr>
         <w:t xml:space="preserve">Link to backend: </w:t>
       </w:r>
-      <w:hyperlink r:id="rId9" w:history="1">
+      <w:hyperlink r:id="rId8" w:history="1">
         <w:r>
           <w:rPr>
             <w:rStyle w:val="Hyperlink"/>
@@ -765,8 +784,6 @@
         </w:rPr>
         <w:t>Aug, 2024</w:t>
       </w:r>
-      <w:bookmarkStart w:id="0" w:name="_GoBack"/>
-      <w:bookmarkEnd w:id="0"/>
       <w:r>
         <w:rPr>
           <w:b/>
@@ -1947,7 +1964,7 @@
         </w:rPr>
         <w:t xml:space="preserve">. </w:t>
       </w:r>
-      <w:hyperlink r:id="rId10" w:history="1">
+      <w:hyperlink r:id="rId9" w:history="1">
         <w:r>
           <w:rPr>
             <w:rStyle w:val="Hyperlink"/>
